--- a/public/materialy/1L/6/Pro učitele/Hodnocení, testy a řešení.docx
+++ b/public/materialy/1L/6/Pro učitele/Hodnocení, testy a řešení.docx
@@ -1921,7 +1921,7 @@
               <w:rPr>
                 <w:sz w:val="19"/>
               </w:rPr>
-              <w:t>Zaznamenají se jen nízké tóny; vysoké frekvence se ztratí a zvuk zní tlumeně.</w:t>
+              <w:t>Zaznamenají se jen tóny zhruba do 4 kHz; vyšší se ztratí a zvuk zní tlumeně jako telefon.</w:t>
             </w:r>
           </w:p>
         </w:tc>

--- a/public/materialy/1L/6/Pro učitele/Hodnocení, testy a řešení.docx
+++ b/public/materialy/1L/6/Pro učitele/Hodnocení, testy a řešení.docx
@@ -411,7 +411,7 @@
               <w:rPr>
                 <w:sz w:val="19"/>
               </w:rPr>
-              <w:t>Zdroj, vzorek i omezení uvedeny.</w:t>
+              <w:t xml:space="preserve">Zdroj, vzorek i omezení uvedeny; původ obrázků i použití AI přiznané.</w:t>
             </w:r>
           </w:p>
         </w:tc>
@@ -443,7 +443,73 @@
               <w:rPr>
                 <w:sz w:val="19"/>
               </w:rPr>
-              <w:t>Data zavádějí.</w:t>
+              <w:t xml:space="preserve">Data zavádějí, nebo je zamlčený původ obrázků či AI.</w:t>
+            </w:r>
+          </w:p>
+        </w:tc>
+      </w:tr>
+      <w:tr>
+        <w:tc>
+          <w:tcPr>
+            <w:tcW w:type="dxa" w:w="2494"/>
+          </w:tcPr>
+          <w:p>
+            <w:pPr>
+              <w:spacing w:after="40" w:before="40"/>
+            </w:pPr>
+            <w:r>
+              <w:rPr>
+                <w:sz w:val="19"/>
+              </w:rPr>
+              <w:t>Srozumitelnost</w:t>
+            </w:r>
+          </w:p>
+        </w:tc>
+        <w:tc>
+          <w:tcPr>
+            <w:tcW w:type="dxa" w:w="2494"/>
+          </w:tcPr>
+          <w:p>
+            <w:pPr>
+              <w:spacing w:after="40" w:before="40"/>
+            </w:pPr>
+            <w:r>
+              <w:rPr>
+                <w:sz w:val="19"/>
+              </w:rPr>
+              <w:t xml:space="preserve">Hlavní sdělení je poznat do 5 s a odpovídá větě „Čtenář má pochopit“; test a oprava jsou zapsané.</w:t>
+            </w:r>
+          </w:p>
+        </w:tc>
+        <w:tc>
+          <w:tcPr>
+            <w:tcW w:type="dxa" w:w="2494"/>
+          </w:tcPr>
+          <w:p>
+            <w:pPr>
+              <w:spacing w:after="40" w:before="40"/>
+            </w:pPr>
+            <w:r>
+              <w:rPr>
+                <w:sz w:val="19"/>
+              </w:rPr>
+              <w:t>Hlavní sdělení je poznat, ale soupeří s jinými prvky, nebo chybí zápis testu.</w:t>
+            </w:r>
+          </w:p>
+        </w:tc>
+        <w:tc>
+          <w:tcPr>
+            <w:tcW w:type="dxa" w:w="2494"/>
+          </w:tcPr>
+          <w:p>
+            <w:pPr>
+              <w:spacing w:after="40" w:before="40"/>
+            </w:pPr>
+            <w:r>
+              <w:rPr>
+                <w:sz w:val="19"/>
+              </w:rPr>
+              <w:t xml:space="preserve">Hlavní sdělení poznat není.</w:t>
             </w:r>
           </w:p>
         </w:tc>

--- a/public/materialy/1L/6/Pro učitele/Hodnocení, testy a řešení.docx
+++ b/public/materialy/1L/6/Pro učitele/Hodnocení, testy a řešení.docx
@@ -12,7 +12,7 @@
           <w:color w:val="0C8A83"/>
           <w:sz w:val="18"/>
         </w:rPr>
-        <w:t>INFORMATIKA · 1. ROČNÍK SŠ</w:t>
+        <w:t>INFORMATIKA · STŘEDNÍ ŠKOLA</w:t>
       </w:r>
     </w:p>
     <w:p>
